--- a/link_eshopworld/Documentation/eShopWorld_Return_Merchandise_Authorization_(RMA)_ Integration.docx
+++ b/link_eshopworld/Documentation/eShopWorld_Return_Merchandise_Authorization_(RMA)_ Integration.docx
@@ -91,7 +91,7 @@
                                     <w:sz w:val="20"/>
                                     <w:szCs w:val="20"/>
                                   </w:rPr>
-                                  <w:t>8</w:t>
+                                  <w:t>9</w:t>
                                 </w:r>
                               </w:p>
                               <w:p>
@@ -123,14 +123,14 @@
                                     <w:sz w:val="20"/>
                                     <w:szCs w:val="20"/>
                                   </w:rPr>
-                                  <w:t>September</w:t>
+                                  <w:t xml:space="preserve">October </w:t>
                                 </w:r>
                                 <w:r>
                                   <w:rPr>
                                     <w:sz w:val="20"/>
                                     <w:szCs w:val="20"/>
                                   </w:rPr>
-                                  <w:t xml:space="preserve"> 2025</w:t>
+                                  <w:t>2025</w:t>
                                 </w:r>
                               </w:p>
                               <w:p>
@@ -226,7 +226,7 @@
                               <w:sz w:val="20"/>
                               <w:szCs w:val="20"/>
                             </w:rPr>
-                            <w:t>8</w:t>
+                            <w:t>9</w:t>
                           </w:r>
                         </w:p>
                         <w:p>
@@ -258,14 +258,14 @@
                               <w:sz w:val="20"/>
                               <w:szCs w:val="20"/>
                             </w:rPr>
-                            <w:t>September</w:t>
+                            <w:t xml:space="preserve">October </w:t>
                           </w:r>
                           <w:r>
                             <w:rPr>
                               <w:sz w:val="20"/>
                               <w:szCs w:val="20"/>
                             </w:rPr>
-                            <w:t xml:space="preserve"> 2025</w:t>
+                            <w:t>2025</w:t>
                           </w:r>
                         </w:p>
                         <w:p>
@@ -2015,27 +2015,7 @@
           <w:szCs w:val="20"/>
           <w:shd w:val="clear" w:color="auto" w:fill="FFFFFF"/>
         </w:rPr>
-        <w:t>ESW SFCC Cartridge provides the capability to synchronize the returns initiated on ESW returns portal/</w:t>
-      </w:r>
-      <w:proofErr w:type="spellStart"/>
-      <w:r>
-        <w:rPr>
-          <w:color w:val="111111"/>
-          <w:sz w:val="20"/>
-          <w:szCs w:val="20"/>
-          <w:shd w:val="clear" w:color="auto" w:fill="FFFFFF"/>
-        </w:rPr>
-        <w:t>center</w:t>
-      </w:r>
-      <w:proofErr w:type="spellEnd"/>
-      <w:r>
-        <w:rPr>
-          <w:color w:val="111111"/>
-          <w:sz w:val="20"/>
-          <w:szCs w:val="20"/>
-          <w:shd w:val="clear" w:color="auto" w:fill="FFFFFF"/>
-        </w:rPr>
-        <w:t xml:space="preserve">. When a order is marked for returns on ESW returns portal/centre, relevant returns payload </w:t>
+        <w:t xml:space="preserve">ESW SFCC Cartridge provides the capability to synchronize the returns initiated on ESW returns portal/center. When a order is marked for returns on ESW returns portal/centre, relevant returns payload </w:t>
       </w:r>
       <w:r>
         <w:rPr>
@@ -2063,23 +2043,13 @@
         </w:rPr>
       </w:pPr>
       <w:bookmarkStart w:id="1" w:name="_Toc147759538"/>
-      <w:proofErr w:type="spellStart"/>
       <w:r>
         <w:rPr>
           <w:rFonts w:ascii="Arial" w:hAnsi="Arial" w:cs="Arial"/>
           <w:sz w:val="28"/>
           <w:szCs w:val="28"/>
         </w:rPr>
-        <w:t>eShopWorld</w:t>
-      </w:r>
-      <w:proofErr w:type="spellEnd"/>
-      <w:r>
-        <w:rPr>
-          <w:rFonts w:ascii="Arial" w:hAnsi="Arial" w:cs="Arial"/>
-          <w:sz w:val="28"/>
-          <w:szCs w:val="28"/>
-        </w:rPr>
-        <w:t xml:space="preserve"> Order </w:t>
+        <w:t xml:space="preserve">eShopWorld Order </w:t>
       </w:r>
       <w:r>
         <w:rPr>
@@ -2260,15 +2230,7 @@
           <w:sz w:val="20"/>
           <w:szCs w:val="20"/>
         </w:rPr>
-        <w:t xml:space="preserve">Retailers need to subscribe SFCC API endpoint in ESW tenant configuration that will trigger on </w:t>
-      </w:r>
-      <w:proofErr w:type="spellStart"/>
-      <w:r>
-        <w:rPr>
-          <w:sz w:val="20"/>
-          <w:szCs w:val="20"/>
-        </w:rPr>
-        <w:t>Order</w:t>
+        <w:t>Retailers need to subscribe SFCC API endpoint in ESW tenant configuration that will trigger on Order</w:t>
       </w:r>
       <w:r>
         <w:rPr>
@@ -2284,7 +2246,6 @@
         </w:rPr>
         <w:t>SucceedEvent</w:t>
       </w:r>
-      <w:proofErr w:type="spellEnd"/>
       <w:r>
         <w:rPr>
           <w:sz w:val="20"/>
@@ -2529,15 +2490,7 @@
           <w:sz w:val="20"/>
           <w:szCs w:val="20"/>
         </w:rPr>
-        <w:t xml:space="preserve"> in ESW CSP, webhook will trigger the retailers provided subscribed SFCC endpoint (</w:t>
-      </w:r>
-      <w:proofErr w:type="spellStart"/>
-      <w:r>
-        <w:rPr>
-          <w:sz w:val="20"/>
-          <w:szCs w:val="20"/>
-        </w:rPr>
-        <w:t>EShopWorld-</w:t>
+        <w:t xml:space="preserve"> in ESW CSP, webhook will trigger the retailers provided subscribed SFCC endpoint (EShopWorld-</w:t>
       </w:r>
       <w:r>
         <w:rPr>
@@ -2546,7 +2499,6 @@
         </w:rPr>
         <w:t>ProcessWebHooks</w:t>
       </w:r>
-      <w:proofErr w:type="spellEnd"/>
       <w:r>
         <w:rPr>
           <w:sz w:val="20"/>
@@ -2610,7 +2562,6 @@
         </w:rPr>
         <w:t xml:space="preserve"> order data in SFCC custom objects </w:t>
       </w:r>
-      <w:proofErr w:type="spellStart"/>
       <w:r>
         <w:rPr>
           <w:b/>
@@ -2629,7 +2580,6 @@
         </w:rPr>
         <w:t>RmaJson</w:t>
       </w:r>
-      <w:proofErr w:type="spellEnd"/>
       <w:r>
         <w:rPr>
           <w:sz w:val="20"/>
@@ -2644,7 +2594,6 @@
         </w:rPr>
         <w:t xml:space="preserve">and make </w:t>
       </w:r>
-      <w:proofErr w:type="spellStart"/>
       <w:r>
         <w:rPr>
           <w:b/>
@@ -2654,7 +2603,6 @@
         </w:rPr>
         <w:t>eswIsReturned</w:t>
       </w:r>
-      <w:proofErr w:type="spellEnd"/>
       <w:r>
         <w:rPr>
           <w:sz w:val="20"/>
@@ -2849,7 +2797,6 @@
         </w:rPr>
         <w:t xml:space="preserve">) from </w:t>
       </w:r>
-      <w:proofErr w:type="spellStart"/>
       <w:r>
         <w:rPr>
           <w:b/>
@@ -2857,37 +2804,7 @@
           <w:sz w:val="20"/>
           <w:szCs w:val="20"/>
         </w:rPr>
-        <w:t>link_eshopworld</w:t>
-      </w:r>
-      <w:proofErr w:type="spellEnd"/>
-      <w:r>
-        <w:rPr>
-          <w:b/>
-          <w:bCs/>
-          <w:sz w:val="20"/>
-          <w:szCs w:val="20"/>
-        </w:rPr>
-        <w:t>\</w:t>
-      </w:r>
-      <w:proofErr w:type="spellStart"/>
-      <w:r>
-        <w:rPr>
-          <w:b/>
-          <w:bCs/>
-          <w:sz w:val="20"/>
-          <w:szCs w:val="20"/>
-        </w:rPr>
-        <w:t>sitesdata</w:t>
-      </w:r>
-      <w:proofErr w:type="spellEnd"/>
-      <w:r>
-        <w:rPr>
-          <w:b/>
-          <w:bCs/>
-          <w:sz w:val="20"/>
-          <w:szCs w:val="20"/>
-        </w:rPr>
-        <w:t>\</w:t>
+        <w:t>link_eshopworld\sitesdata\</w:t>
       </w:r>
       <w:r>
         <w:rPr>
@@ -3136,7 +3053,6 @@
       </w:pPr>
       <w:bookmarkStart w:id="8" w:name="_Toc147759543"/>
       <w:bookmarkStart w:id="9" w:name="EswOAuthService"/>
-      <w:proofErr w:type="spellStart"/>
       <w:r>
         <w:rPr>
           <w:rFonts w:ascii="Arial" w:hAnsi="Arial" w:cs="Arial"/>
@@ -3146,7 +3062,6 @@
         <w:t>EswOAuthService</w:t>
       </w:r>
       <w:bookmarkEnd w:id="8"/>
-      <w:proofErr w:type="spellEnd"/>
     </w:p>
     <w:bookmarkEnd w:id="9"/>
     <w:p>
@@ -3182,7 +3097,6 @@
         </w:rPr>
         <w:t xml:space="preserve">Services can Import service from </w:t>
       </w:r>
-      <w:proofErr w:type="spellStart"/>
       <w:r>
         <w:rPr>
           <w:b/>
@@ -3190,37 +3104,7 @@
           <w:sz w:val="20"/>
           <w:szCs w:val="20"/>
         </w:rPr>
-        <w:t>link_eshopworld</w:t>
-      </w:r>
-      <w:proofErr w:type="spellEnd"/>
-      <w:r>
-        <w:rPr>
-          <w:b/>
-          <w:bCs/>
-          <w:sz w:val="20"/>
-          <w:szCs w:val="20"/>
-        </w:rPr>
-        <w:t>\</w:t>
-      </w:r>
-      <w:proofErr w:type="spellStart"/>
-      <w:r>
-        <w:rPr>
-          <w:b/>
-          <w:bCs/>
-          <w:sz w:val="20"/>
-          <w:szCs w:val="20"/>
-        </w:rPr>
-        <w:t>sitesdata</w:t>
-      </w:r>
-      <w:proofErr w:type="spellEnd"/>
-      <w:r>
-        <w:rPr>
-          <w:b/>
-          <w:bCs/>
-          <w:sz w:val="20"/>
-          <w:szCs w:val="20"/>
-        </w:rPr>
-        <w:t>\</w:t>
+        <w:t>link_eshopworld\sitesdata\</w:t>
       </w:r>
       <w:r>
         <w:rPr>
@@ -7759,7 +7643,6 @@
   <w:style w:type="character" w:default="1" w:styleId="DefaultParagraphFont">
     <w:name w:val="Default Paragraph Font"/>
     <w:uiPriority w:val="1"/>
-    <w:semiHidden/>
     <w:unhideWhenUsed/>
   </w:style>
   <w:style w:type="table" w:default="1" w:styleId="TableNormal">

--- a/link_eshopworld/Documentation/eShopWorld_Return_Merchandise_Authorization_(RMA)_ Integration.docx
+++ b/link_eshopworld/Documentation/eShopWorld_Return_Merchandise_Authorization_(RMA)_ Integration.docx
@@ -84,14 +84,14 @@
                                     <w:sz w:val="20"/>
                                     <w:szCs w:val="20"/>
                                   </w:rPr>
-                                  <w:t>: 4.</w:t>
+                                  <w:t xml:space="preserve">: </w:t>
                                 </w:r>
                                 <w:r>
                                   <w:rPr>
                                     <w:sz w:val="20"/>
                                     <w:szCs w:val="20"/>
                                   </w:rPr>
-                                  <w:t>9</w:t>
+                                  <w:t>5.0.0</w:t>
                                 </w:r>
                               </w:p>
                               <w:p>
@@ -123,14 +123,28 @@
                                     <w:sz w:val="20"/>
                                     <w:szCs w:val="20"/>
                                   </w:rPr>
-                                  <w:t xml:space="preserve">October </w:t>
+                                  <w:t>February</w:t>
                                 </w:r>
                                 <w:r>
                                   <w:rPr>
                                     <w:sz w:val="20"/>
                                     <w:szCs w:val="20"/>
                                   </w:rPr>
-                                  <w:t>2025</w:t>
+                                  <w:t xml:space="preserve"> </w:t>
+                                </w:r>
+                                <w:r>
+                                  <w:rPr>
+                                    <w:sz w:val="20"/>
+                                    <w:szCs w:val="20"/>
+                                  </w:rPr>
+                                  <w:t>202</w:t>
+                                </w:r>
+                                <w:r>
+                                  <w:rPr>
+                                    <w:sz w:val="20"/>
+                                    <w:szCs w:val="20"/>
+                                  </w:rPr>
+                                  <w:t>6</w:t>
                                 </w:r>
                               </w:p>
                               <w:p>
@@ -152,7 +166,7 @@
                                   <w:rPr>
                                     <w:rStyle w:val="span"/>
                                   </w:rPr>
-                                  <w:t>5</w:t>
+                                  <w:t>6</w:t>
                                 </w:r>
                                 <w:r>
                                   <w:rPr>
@@ -219,14 +233,14 @@
                               <w:sz w:val="20"/>
                               <w:szCs w:val="20"/>
                             </w:rPr>
-                            <w:t>: 4.</w:t>
+                            <w:t xml:space="preserve">: </w:t>
                           </w:r>
                           <w:r>
                             <w:rPr>
                               <w:sz w:val="20"/>
                               <w:szCs w:val="20"/>
                             </w:rPr>
-                            <w:t>9</w:t>
+                            <w:t>5.0.0</w:t>
                           </w:r>
                         </w:p>
                         <w:p>
@@ -258,14 +272,28 @@
                               <w:sz w:val="20"/>
                               <w:szCs w:val="20"/>
                             </w:rPr>
-                            <w:t xml:space="preserve">October </w:t>
+                            <w:t>February</w:t>
                           </w:r>
                           <w:r>
                             <w:rPr>
                               <w:sz w:val="20"/>
                               <w:szCs w:val="20"/>
                             </w:rPr>
-                            <w:t>2025</w:t>
+                            <w:t xml:space="preserve"> </w:t>
+                          </w:r>
+                          <w:r>
+                            <w:rPr>
+                              <w:sz w:val="20"/>
+                              <w:szCs w:val="20"/>
+                            </w:rPr>
+                            <w:t>202</w:t>
+                          </w:r>
+                          <w:r>
+                            <w:rPr>
+                              <w:sz w:val="20"/>
+                              <w:szCs w:val="20"/>
+                            </w:rPr>
+                            <w:t>6</w:t>
                           </w:r>
                         </w:p>
                         <w:p>
@@ -287,7 +315,7 @@
                             <w:rPr>
                               <w:rStyle w:val="span"/>
                             </w:rPr>
-                            <w:t>5</w:t>
+                            <w:t>6</w:t>
                           </w:r>
                           <w:r>
                             <w:rPr>
@@ -7643,6 +7671,7 @@
   <w:style w:type="character" w:default="1" w:styleId="DefaultParagraphFont">
     <w:name w:val="Default Paragraph Font"/>
     <w:uiPriority w:val="1"/>
+    <w:semiHidden/>
     <w:unhideWhenUsed/>
   </w:style>
   <w:style w:type="table" w:default="1" w:styleId="TableNormal">

--- a/link_eshopworld/Documentation/eShopWorld_Return_Merchandise_Authorization_(RMA)_ Integration.docx
+++ b/link_eshopworld/Documentation/eShopWorld_Return_Merchandise_Authorization_(RMA)_ Integration.docx
@@ -84,21 +84,14 @@
                                     <w:sz w:val="20"/>
                                     <w:szCs w:val="20"/>
                                   </w:rPr>
-                                  <w:t>: 4.</w:t>
+                                  <w:t xml:space="preserve">: </w:t>
                                 </w:r>
                                 <w:r>
                                   <w:rPr>
                                     <w:sz w:val="20"/>
                                     <w:szCs w:val="20"/>
                                   </w:rPr>
-                                  <w:t>7</w:t>
-                                </w:r>
-                                <w:r>
-                                  <w:rPr>
-                                    <w:sz w:val="20"/>
-                                    <w:szCs w:val="20"/>
-                                  </w:rPr>
-                                  <w:t>.1</w:t>
+                                  <w:t>5.0.0</w:t>
                                 </w:r>
                               </w:p>
                               <w:p>
@@ -130,14 +123,28 @@
                                     <w:sz w:val="20"/>
                                     <w:szCs w:val="20"/>
                                   </w:rPr>
-                                  <w:t>July</w:t>
+                                  <w:t>February</w:t>
                                 </w:r>
                                 <w:r>
                                   <w:rPr>
                                     <w:sz w:val="20"/>
                                     <w:szCs w:val="20"/>
                                   </w:rPr>
-                                  <w:t xml:space="preserve"> 2025</w:t>
+                                  <w:t xml:space="preserve"> </w:t>
+                                </w:r>
+                                <w:r>
+                                  <w:rPr>
+                                    <w:sz w:val="20"/>
+                                    <w:szCs w:val="20"/>
+                                  </w:rPr>
+                                  <w:t>202</w:t>
+                                </w:r>
+                                <w:r>
+                                  <w:rPr>
+                                    <w:sz w:val="20"/>
+                                    <w:szCs w:val="20"/>
+                                  </w:rPr>
+                                  <w:t>6</w:t>
                                 </w:r>
                               </w:p>
                               <w:p>
@@ -159,7 +166,7 @@
                                   <w:rPr>
                                     <w:rStyle w:val="span"/>
                                   </w:rPr>
-                                  <w:t>5</w:t>
+                                  <w:t>6</w:t>
                                 </w:r>
                                 <w:r>
                                   <w:rPr>
@@ -226,21 +233,14 @@
                               <w:sz w:val="20"/>
                               <w:szCs w:val="20"/>
                             </w:rPr>
-                            <w:t>: 4.</w:t>
+                            <w:t xml:space="preserve">: </w:t>
                           </w:r>
                           <w:r>
                             <w:rPr>
                               <w:sz w:val="20"/>
                               <w:szCs w:val="20"/>
                             </w:rPr>
-                            <w:t>7</w:t>
-                          </w:r>
-                          <w:r>
-                            <w:rPr>
-                              <w:sz w:val="20"/>
-                              <w:szCs w:val="20"/>
-                            </w:rPr>
-                            <w:t>.1</w:t>
+                            <w:t>5.0.0</w:t>
                           </w:r>
                         </w:p>
                         <w:p>
@@ -272,14 +272,28 @@
                               <w:sz w:val="20"/>
                               <w:szCs w:val="20"/>
                             </w:rPr>
-                            <w:t>July</w:t>
+                            <w:t>February</w:t>
                           </w:r>
                           <w:r>
                             <w:rPr>
                               <w:sz w:val="20"/>
                               <w:szCs w:val="20"/>
                             </w:rPr>
-                            <w:t xml:space="preserve"> 2025</w:t>
+                            <w:t xml:space="preserve"> </w:t>
+                          </w:r>
+                          <w:r>
+                            <w:rPr>
+                              <w:sz w:val="20"/>
+                              <w:szCs w:val="20"/>
+                            </w:rPr>
+                            <w:t>202</w:t>
+                          </w:r>
+                          <w:r>
+                            <w:rPr>
+                              <w:sz w:val="20"/>
+                              <w:szCs w:val="20"/>
+                            </w:rPr>
+                            <w:t>6</w:t>
                           </w:r>
                         </w:p>
                         <w:p>
@@ -301,7 +315,7 @@
                             <w:rPr>
                               <w:rStyle w:val="span"/>
                             </w:rPr>
-                            <w:t>5</w:t>
+                            <w:t>6</w:t>
                           </w:r>
                           <w:r>
                             <w:rPr>

--- a/link_eshopworld/Documentation/eShopWorld_Return_Merchandise_Authorization_(RMA)_ Integration.docx
+++ b/link_eshopworld/Documentation/eShopWorld_Return_Merchandise_Authorization_(RMA)_ Integration.docx
@@ -91,7 +91,21 @@
                                     <w:sz w:val="20"/>
                                     <w:szCs w:val="20"/>
                                   </w:rPr>
-                                  <w:t>5.0.0</w:t>
+                                  <w:t>5.</w:t>
+                                </w:r>
+                                <w:r>
+                                  <w:rPr>
+                                    <w:sz w:val="20"/>
+                                    <w:szCs w:val="20"/>
+                                  </w:rPr>
+                                  <w:t>1</w:t>
+                                </w:r>
+                                <w:r>
+                                  <w:rPr>
+                                    <w:sz w:val="20"/>
+                                    <w:szCs w:val="20"/>
+                                  </w:rPr>
+                                  <w:t>.0</w:t>
                                 </w:r>
                               </w:p>
                               <w:p>
@@ -123,7 +137,7 @@
                                     <w:sz w:val="20"/>
                                     <w:szCs w:val="20"/>
                                   </w:rPr>
-                                  <w:t>February</w:t>
+                                  <w:t>May</w:t>
                                 </w:r>
                                 <w:r>
                                   <w:rPr>
@@ -240,7 +254,21 @@
                               <w:sz w:val="20"/>
                               <w:szCs w:val="20"/>
                             </w:rPr>
-                            <w:t>5.0.0</w:t>
+                            <w:t>5.</w:t>
+                          </w:r>
+                          <w:r>
+                            <w:rPr>
+                              <w:sz w:val="20"/>
+                              <w:szCs w:val="20"/>
+                            </w:rPr>
+                            <w:t>1</w:t>
+                          </w:r>
+                          <w:r>
+                            <w:rPr>
+                              <w:sz w:val="20"/>
+                              <w:szCs w:val="20"/>
+                            </w:rPr>
+                            <w:t>.0</w:t>
                           </w:r>
                         </w:p>
                         <w:p>
@@ -272,7 +300,7 @@
                               <w:sz w:val="20"/>
                               <w:szCs w:val="20"/>
                             </w:rPr>
-                            <w:t>February</w:t>
+                            <w:t>May</w:t>
                           </w:r>
                           <w:r>
                             <w:rPr>

--- a/link_eshopworld/Documentation/eShopWorld_Return_Merchandise_Authorization_(RMA)_ Integration.docx
+++ b/link_eshopworld/Documentation/eShopWorld_Return_Merchandise_Authorization_(RMA)_ Integration.docx
@@ -105,7 +105,14 @@
                                     <w:sz w:val="20"/>
                                     <w:szCs w:val="20"/>
                                   </w:rPr>
-                                  <w:t>.0</w:t>
+                                  <w:t>.</w:t>
+                                </w:r>
+                                <w:r>
+                                  <w:rPr>
+                                    <w:sz w:val="20"/>
+                                    <w:szCs w:val="20"/>
+                                  </w:rPr>
+                                  <w:t>1</w:t>
                                 </w:r>
                               </w:p>
                               <w:p>
@@ -137,7 +144,7 @@
                                     <w:sz w:val="20"/>
                                     <w:szCs w:val="20"/>
                                   </w:rPr>
-                                  <w:t>May</w:t>
+                                  <w:t>June</w:t>
                                 </w:r>
                                 <w:r>
                                   <w:rPr>
@@ -268,7 +275,14 @@
                               <w:sz w:val="20"/>
                               <w:szCs w:val="20"/>
                             </w:rPr>
-                            <w:t>.0</w:t>
+                            <w:t>.</w:t>
+                          </w:r>
+                          <w:r>
+                            <w:rPr>
+                              <w:sz w:val="20"/>
+                              <w:szCs w:val="20"/>
+                            </w:rPr>
+                            <w:t>1</w:t>
                           </w:r>
                         </w:p>
                         <w:p>
@@ -300,7 +314,7 @@
                               <w:sz w:val="20"/>
                               <w:szCs w:val="20"/>
                             </w:rPr>
-                            <w:t>May</w:t>
+                            <w:t>June</w:t>
                           </w:r>
                           <w:r>
                             <w:rPr>
@@ -7699,7 +7713,6 @@
   <w:style w:type="character" w:default="1" w:styleId="DefaultParagraphFont">
     <w:name w:val="Default Paragraph Font"/>
     <w:uiPriority w:val="1"/>
-    <w:semiHidden/>
     <w:unhideWhenUsed/>
   </w:style>
   <w:style w:type="table" w:default="1" w:styleId="TableNormal">

--- a/link_eshopworld/Documentation/eShopWorld_Return_Merchandise_Authorization_(RMA)_ Integration.docx
+++ b/link_eshopworld/Documentation/eShopWorld_Return_Merchandise_Authorization_(RMA)_ Integration.docx
@@ -91,7 +91,28 @@
                                     <w:sz w:val="20"/>
                                     <w:szCs w:val="20"/>
                                   </w:rPr>
-                                  <w:t>5.0.0</w:t>
+                                  <w:t>5.</w:t>
+                                </w:r>
+                                <w:r>
+                                  <w:rPr>
+                                    <w:sz w:val="20"/>
+                                    <w:szCs w:val="20"/>
+                                  </w:rPr>
+                                  <w:t>1</w:t>
+                                </w:r>
+                                <w:r>
+                                  <w:rPr>
+                                    <w:sz w:val="20"/>
+                                    <w:szCs w:val="20"/>
+                                  </w:rPr>
+                                  <w:t>.</w:t>
+                                </w:r>
+                                <w:r>
+                                  <w:rPr>
+                                    <w:sz w:val="20"/>
+                                    <w:szCs w:val="20"/>
+                                  </w:rPr>
+                                  <w:t>1</w:t>
                                 </w:r>
                               </w:p>
                               <w:p>
@@ -123,7 +144,7 @@
                                     <w:sz w:val="20"/>
                                     <w:szCs w:val="20"/>
                                   </w:rPr>
-                                  <w:t>February</w:t>
+                                  <w:t>June</w:t>
                                 </w:r>
                                 <w:r>
                                   <w:rPr>
@@ -240,7 +261,28 @@
                               <w:sz w:val="20"/>
                               <w:szCs w:val="20"/>
                             </w:rPr>
-                            <w:t>5.0.0</w:t>
+                            <w:t>5.</w:t>
+                          </w:r>
+                          <w:r>
+                            <w:rPr>
+                              <w:sz w:val="20"/>
+                              <w:szCs w:val="20"/>
+                            </w:rPr>
+                            <w:t>1</w:t>
+                          </w:r>
+                          <w:r>
+                            <w:rPr>
+                              <w:sz w:val="20"/>
+                              <w:szCs w:val="20"/>
+                            </w:rPr>
+                            <w:t>.</w:t>
+                          </w:r>
+                          <w:r>
+                            <w:rPr>
+                              <w:sz w:val="20"/>
+                              <w:szCs w:val="20"/>
+                            </w:rPr>
+                            <w:t>1</w:t>
                           </w:r>
                         </w:p>
                         <w:p>
@@ -272,7 +314,7 @@
                               <w:sz w:val="20"/>
                               <w:szCs w:val="20"/>
                             </w:rPr>
-                            <w:t>February</w:t>
+                            <w:t>June</w:t>
                           </w:r>
                           <w:r>
                             <w:rPr>
@@ -7671,7 +7713,6 @@
   <w:style w:type="character" w:default="1" w:styleId="DefaultParagraphFont">
     <w:name w:val="Default Paragraph Font"/>
     <w:uiPriority w:val="1"/>
-    <w:semiHidden/>
     <w:unhideWhenUsed/>
   </w:style>
   <w:style w:type="table" w:default="1" w:styleId="TableNormal">
